--- a/docs/package/sales/iNXT_BrokerVerse_Commercial_Proposal_Rate_Card.docx
+++ b/docs/package/sales/iNXT_BrokerVerse_Commercial_Proposal_Rate_Card.docx
@@ -10,7 +10,7 @@
       <w:r>
         <w:rPr/>
         <w:drawing>
-          <wp:anchor behindDoc="1" distT="0" distB="0" distL="0" distR="0" simplePos="0" locked="0" layoutInCell="0" allowOverlap="1" relativeHeight="24">
+          <wp:anchor behindDoc="1" distT="0" distB="0" distL="0" distR="0" simplePos="0" locked="0" layoutInCell="0" allowOverlap="1" relativeHeight="23">
             <wp:simplePos x="0" y="0"/>
             <wp:positionH relativeFrom="margin">
               <wp:posOffset>-914400</wp:posOffset>
@@ -55,7 +55,7 @@
           </wp:anchor>
         </w:drawing>
         <w:drawing>
-          <wp:anchor behindDoc="1" distT="0" distB="0" distL="0" distR="0" simplePos="0" locked="0" layoutInCell="0" allowOverlap="1" relativeHeight="35">
+          <wp:anchor behindDoc="1" distT="0" distB="0" distL="0" distR="0" simplePos="0" locked="0" layoutInCell="0" allowOverlap="1" relativeHeight="34">
             <wp:simplePos x="0" y="0"/>
             <wp:positionH relativeFrom="margin">
               <wp:align>center</wp:align>
@@ -111,7 +111,7 @@
         <mc:AlternateContent>
           <mc:Choice Requires="wps">
             <w:drawing>
-              <wp:anchor behindDoc="0" distT="45720" distB="45720" distL="114300" distR="114300" simplePos="0" locked="0" layoutInCell="0" allowOverlap="1" relativeHeight="25" wp14:anchorId="3D43415C">
+              <wp:anchor behindDoc="0" distT="45720" distB="45720" distL="114300" distR="114300" simplePos="0" locked="0" layoutInCell="0" allowOverlap="1" relativeHeight="24" wp14:anchorId="3D43415C">
                 <wp:simplePos x="0" y="0"/>
                 <wp:positionH relativeFrom="page">
                   <wp:posOffset>194310</wp:posOffset>
@@ -226,7 +226,7 @@
         <mc:AlternateContent>
           <mc:Choice Requires="wps">
             <w:drawing>
-              <wp:anchor behindDoc="0" distT="45720" distB="45720" distL="113030" distR="114935" simplePos="0" locked="0" layoutInCell="0" allowOverlap="1" relativeHeight="27" wp14:anchorId="58C23128">
+              <wp:anchor behindDoc="0" distT="45720" distB="45720" distL="113030" distR="114935" simplePos="0" locked="0" layoutInCell="0" allowOverlap="1" relativeHeight="26" wp14:anchorId="58C23128">
                 <wp:simplePos x="0" y="0"/>
                 <wp:positionH relativeFrom="page">
                   <wp:posOffset>3094990</wp:posOffset>
@@ -341,7 +341,7 @@
         <mc:AlternateContent>
           <mc:Choice Requires="wps">
             <w:drawing>
-              <wp:anchor behindDoc="0" distT="45720" distB="45720" distL="114300" distR="113665" simplePos="0" locked="0" layoutInCell="0" allowOverlap="1" relativeHeight="29" wp14:anchorId="1BF25123">
+              <wp:anchor behindDoc="0" distT="45720" distB="45720" distL="114300" distR="113665" simplePos="0" locked="0" layoutInCell="0" allowOverlap="1" relativeHeight="28" wp14:anchorId="1BF25123">
                 <wp:simplePos x="0" y="0"/>
                 <wp:positionH relativeFrom="page">
                   <wp:posOffset>4992370</wp:posOffset>
@@ -456,7 +456,7 @@
         <mc:AlternateContent>
           <mc:Choice Requires="wps">
             <w:drawing>
-              <wp:anchor behindDoc="0" distT="45720" distB="46355" distL="114300" distR="114300" simplePos="0" locked="0" layoutInCell="0" allowOverlap="1" relativeHeight="31" wp14:anchorId="01DE2BF4">
+              <wp:anchor behindDoc="0" distT="45720" distB="46355" distL="114300" distR="114300" simplePos="0" locked="0" layoutInCell="0" allowOverlap="1" relativeHeight="30" wp14:anchorId="01DE2BF4">
                 <wp:simplePos x="0" y="0"/>
                 <wp:positionH relativeFrom="margin">
                   <wp:align>center</wp:align>
@@ -601,7 +601,7 @@
         <mc:AlternateContent>
           <mc:Choice Requires="wps">
             <w:drawing>
-              <wp:anchor behindDoc="0" distT="45720" distB="50800" distL="114300" distR="114300" simplePos="0" locked="0" layoutInCell="0" allowOverlap="1" relativeHeight="33" wp14:anchorId="204C02CC">
+              <wp:anchor behindDoc="0" distT="45720" distB="50800" distL="114300" distR="114300" simplePos="0" locked="0" layoutInCell="0" allowOverlap="1" relativeHeight="32" wp14:anchorId="204C02CC">
                 <wp:simplePos x="0" y="0"/>
                 <wp:positionH relativeFrom="margin">
                   <wp:align>center</wp:align>
@@ -789,7 +789,7 @@
             </w:rPr>
             <w:fldChar w:fldCharType="separate"/>
           </w:r>
-          <w:hyperlink w:anchor="__RefHeading___Toc3369_1649759004">
+          <w:hyperlink w:anchor="__RefHeading___Toc67265_3949650649">
             <w:r>
               <w:rPr>
                 <w:webHidden/>
@@ -824,7 +824,7 @@
             </w:tabs>
             <w:rPr/>
           </w:pPr>
-          <w:hyperlink w:anchor="__RefHeading___Toc3371_1649759004">
+          <w:hyperlink w:anchor="__RefHeading___Toc67267_3949650649">
             <w:r>
               <w:rPr>
                 <w:webHidden/>
@@ -853,7 +853,7 @@
             </w:tabs>
             <w:rPr/>
           </w:pPr>
-          <w:hyperlink w:anchor="__RefHeading___Toc3373_1649759004">
+          <w:hyperlink w:anchor="__RefHeading___Toc67269_3949650649">
             <w:r>
               <w:rPr>
                 <w:webHidden/>
@@ -875,7 +875,7 @@
             </w:tabs>
             <w:rPr/>
           </w:pPr>
-          <w:hyperlink w:anchor="__RefHeading___Toc3375_1649759004">
+          <w:hyperlink w:anchor="__RefHeading___Toc67271_3949650649">
             <w:r>
               <w:rPr>
                 <w:webHidden/>
@@ -897,7 +897,7 @@
             </w:tabs>
             <w:rPr/>
           </w:pPr>
-          <w:hyperlink w:anchor="__RefHeading___Toc3377_1649759004">
+          <w:hyperlink w:anchor="__RefHeading___Toc67273_3949650649">
             <w:r>
               <w:rPr>
                 <w:webHidden/>
@@ -919,7 +919,7 @@
             </w:tabs>
             <w:rPr/>
           </w:pPr>
-          <w:hyperlink w:anchor="__RefHeading___Toc3379_1649759004">
+          <w:hyperlink w:anchor="__RefHeading___Toc67275_3949650649">
             <w:r>
               <w:rPr>
                 <w:webHidden/>
@@ -941,7 +941,7 @@
             </w:tabs>
             <w:rPr/>
           </w:pPr>
-          <w:hyperlink w:anchor="__RefHeading___Toc3381_1649759004">
+          <w:hyperlink w:anchor="__RefHeading___Toc67277_3949650649">
             <w:r>
               <w:rPr>
                 <w:webHidden/>
@@ -963,7 +963,7 @@
             </w:tabs>
             <w:rPr/>
           </w:pPr>
-          <w:hyperlink w:anchor="__RefHeading___Toc3383_1649759004">
+          <w:hyperlink w:anchor="__RefHeading___Toc67279_3949650649">
             <w:r>
               <w:rPr>
                 <w:webHidden/>
@@ -985,7 +985,7 @@
             </w:tabs>
             <w:rPr/>
           </w:pPr>
-          <w:hyperlink w:anchor="__RefHeading___Toc3385_1649759004">
+          <w:hyperlink w:anchor="__RefHeading___Toc67281_3949650649">
             <w:r>
               <w:rPr>
                 <w:webHidden/>
@@ -1007,7 +1007,7 @@
             </w:tabs>
             <w:rPr/>
           </w:pPr>
-          <w:hyperlink w:anchor="__RefHeading___Toc3387_1649759004">
+          <w:hyperlink w:anchor="__RefHeading___Toc67283_3949650649">
             <w:r>
               <w:rPr>
                 <w:webHidden/>
@@ -1029,7 +1029,7 @@
             </w:tabs>
             <w:rPr/>
           </w:pPr>
-          <w:hyperlink w:anchor="__RefHeading___Toc3389_1649759004">
+          <w:hyperlink w:anchor="__RefHeading___Toc67285_3949650649">
             <w:r>
               <w:rPr>
                 <w:webHidden/>
@@ -1051,7 +1051,7 @@
             </w:tabs>
             <w:rPr/>
           </w:pPr>
-          <w:hyperlink w:anchor="__RefHeading___Toc3391_1649759004">
+          <w:hyperlink w:anchor="__RefHeading___Toc67287_3949650649">
             <w:r>
               <w:rPr>
                 <w:webHidden/>
@@ -1073,7 +1073,7 @@
             </w:tabs>
             <w:rPr/>
           </w:pPr>
-          <w:hyperlink w:anchor="__RefHeading___Toc3393_1649759004">
+          <w:hyperlink w:anchor="__RefHeading___Toc67289_3949650649">
             <w:r>
               <w:rPr>
                 <w:webHidden/>
@@ -1095,7 +1095,7 @@
             </w:tabs>
             <w:rPr/>
           </w:pPr>
-          <w:hyperlink w:anchor="__RefHeading___Toc3395_1649759004">
+          <w:hyperlink w:anchor="__RefHeading___Toc67291_3949650649">
             <w:r>
               <w:rPr>
                 <w:webHidden/>
@@ -1117,7 +1117,7 @@
             </w:tabs>
             <w:rPr/>
           </w:pPr>
-          <w:hyperlink w:anchor="__RefHeading___Toc3397_1649759004">
+          <w:hyperlink w:anchor="__RefHeading___Toc67293_3949650649">
             <w:r>
               <w:rPr>
                 <w:webHidden/>
@@ -1139,7 +1139,7 @@
             </w:tabs>
             <w:rPr/>
           </w:pPr>
-          <w:hyperlink w:anchor="__RefHeading___Toc3399_1649759004">
+          <w:hyperlink w:anchor="__RefHeading___Toc67295_3949650649">
             <w:r>
               <w:rPr>
                 <w:webHidden/>
@@ -1161,7 +1161,7 @@
             </w:tabs>
             <w:rPr/>
           </w:pPr>
-          <w:hyperlink w:anchor="__RefHeading___Toc3401_1649759004">
+          <w:hyperlink w:anchor="__RefHeading___Toc67297_3949650649">
             <w:r>
               <w:rPr>
                 <w:webHidden/>
@@ -1183,7 +1183,7 @@
             </w:tabs>
             <w:rPr/>
           </w:pPr>
-          <w:hyperlink w:anchor="__RefHeading___Toc3403_1649759004">
+          <w:hyperlink w:anchor="__RefHeading___Toc67299_3949650649">
             <w:r>
               <w:rPr>
                 <w:webHidden/>
@@ -1205,7 +1205,7 @@
             </w:tabs>
             <w:rPr/>
           </w:pPr>
-          <w:hyperlink w:anchor="__RefHeading___Toc3405_1649759004">
+          <w:hyperlink w:anchor="__RefHeading___Toc67301_3949650649">
             <w:r>
               <w:rPr>
                 <w:webHidden/>
@@ -1227,7 +1227,7 @@
             </w:tabs>
             <w:rPr/>
           </w:pPr>
-          <w:hyperlink w:anchor="__RefHeading___Toc3407_1649759004">
+          <w:hyperlink w:anchor="__RefHeading___Toc67303_3949650649">
             <w:r>
               <w:rPr>
                 <w:webHidden/>
@@ -1249,7 +1249,7 @@
             </w:tabs>
             <w:rPr/>
           </w:pPr>
-          <w:hyperlink w:anchor="__RefHeading___Toc3409_1649759004">
+          <w:hyperlink w:anchor="__RefHeading___Toc67305_3949650649">
             <w:r>
               <w:rPr>
                 <w:webHidden/>
@@ -1271,7 +1271,7 @@
             </w:tabs>
             <w:rPr/>
           </w:pPr>
-          <w:hyperlink w:anchor="__RefHeading___Toc3411_1649759004">
+          <w:hyperlink w:anchor="__RefHeading___Toc67307_3949650649">
             <w:r>
               <w:rPr>
                 <w:webHidden/>
@@ -1293,7 +1293,7 @@
             </w:tabs>
             <w:rPr/>
           </w:pPr>
-          <w:hyperlink w:anchor="__RefHeading___Toc3413_1649759004">
+          <w:hyperlink w:anchor="__RefHeading___Toc67309_3949650649">
             <w:r>
               <w:rPr>
                 <w:webHidden/>
@@ -1315,7 +1315,7 @@
             </w:tabs>
             <w:rPr/>
           </w:pPr>
-          <w:hyperlink w:anchor="__RefHeading___Toc3415_1649759004">
+          <w:hyperlink w:anchor="__RefHeading___Toc67311_3949650649">
             <w:r>
               <w:rPr>
                 <w:webHidden/>
@@ -1337,7 +1337,7 @@
             </w:tabs>
             <w:rPr/>
           </w:pPr>
-          <w:hyperlink w:anchor="__RefHeading___Toc3417_1649759004">
+          <w:hyperlink w:anchor="__RefHeading___Toc67313_3949650649">
             <w:r>
               <w:rPr>
                 <w:webHidden/>
@@ -1359,7 +1359,7 @@
             </w:tabs>
             <w:rPr/>
           </w:pPr>
-          <w:hyperlink w:anchor="__RefHeading___Toc3419_1649759004">
+          <w:hyperlink w:anchor="__RefHeading___Toc67315_3949650649">
             <w:r>
               <w:rPr>
                 <w:webHidden/>
@@ -1381,7 +1381,7 @@
             </w:tabs>
             <w:rPr/>
           </w:pPr>
-          <w:hyperlink w:anchor="__RefHeading___Toc3421_1649759004">
+          <w:hyperlink w:anchor="__RefHeading___Toc67317_3949650649">
             <w:r>
               <w:rPr>
                 <w:webHidden/>
@@ -1403,7 +1403,7 @@
             </w:tabs>
             <w:rPr/>
           </w:pPr>
-          <w:hyperlink w:anchor="__RefHeading___Toc3423_1649759004">
+          <w:hyperlink w:anchor="__RefHeading___Toc67319_3949650649">
             <w:r>
               <w:rPr>
                 <w:webHidden/>
@@ -1425,7 +1425,7 @@
             </w:tabs>
             <w:rPr/>
           </w:pPr>
-          <w:hyperlink w:anchor="__RefHeading___Toc3425_1649759004">
+          <w:hyperlink w:anchor="__RefHeading___Toc67321_3949650649">
             <w:r>
               <w:rPr>
                 <w:webHidden/>
@@ -1447,7 +1447,7 @@
             </w:tabs>
             <w:rPr/>
           </w:pPr>
-          <w:hyperlink w:anchor="__RefHeading___Toc3427_1649759004">
+          <w:hyperlink w:anchor="__RefHeading___Toc67323_3949650649">
             <w:r>
               <w:rPr>
                 <w:webHidden/>
@@ -1469,7 +1469,7 @@
             </w:tabs>
             <w:rPr/>
           </w:pPr>
-          <w:hyperlink w:anchor="__RefHeading___Toc3429_1649759004">
+          <w:hyperlink w:anchor="__RefHeading___Toc67325_3949650649">
             <w:r>
               <w:rPr>
                 <w:webHidden/>
@@ -1491,7 +1491,7 @@
             </w:tabs>
             <w:rPr/>
           </w:pPr>
-          <w:hyperlink w:anchor="__RefHeading___Toc3431_1649759004">
+          <w:hyperlink w:anchor="__RefHeading___Toc67327_3949650649">
             <w:r>
               <w:rPr>
                 <w:webHidden/>
@@ -1513,7 +1513,7 @@
             </w:tabs>
             <w:rPr/>
           </w:pPr>
-          <w:hyperlink w:anchor="__RefHeading___Toc3433_1649759004">
+          <w:hyperlink w:anchor="__RefHeading___Toc67329_3949650649">
             <w:r>
               <w:rPr>
                 <w:webHidden/>
@@ -1561,7 +1561,7 @@
       <w:r>
         <w:br w:type="page"/>
       </w:r>
-      <w:bookmarkStart w:id="0" w:name="__RefHeading___Toc3369_1649759004"/>
+      <w:bookmarkStart w:id="0" w:name="__RefHeading___Toc67265_3949650649"/>
       <w:bookmarkStart w:id="1" w:name="_Toc48319687"/>
       <w:bookmarkStart w:id="2" w:name="_Toc11824118"/>
       <w:bookmarkEnd w:id="0"/>
@@ -2206,7 +2206,7 @@
           <w:spacing w:val="0"/>
         </w:rPr>
       </w:pPr>
-      <w:bookmarkStart w:id="4" w:name="__RefHeading___Toc3371_1649759004"/>
+      <w:bookmarkStart w:id="4" w:name="__RefHeading___Toc67267_3949650649"/>
       <w:bookmarkStart w:id="5" w:name="_Toc233203388"/>
       <w:bookmarkEnd w:id="4"/>
       <w:r>
@@ -3511,7 +3511,7 @@
         <w:pageBreakBefore w:val="false"/>
         <w:rPr/>
       </w:pPr>
-      <w:bookmarkStart w:id="6" w:name="__RefHeading___Toc3373_1649759004"/>
+      <w:bookmarkStart w:id="6" w:name="__RefHeading___Toc67269_3949650649"/>
       <w:bookmarkEnd w:id="6"/>
       <w:r>
         <w:rPr>
@@ -3578,7 +3578,7 @@
         <w:pStyle w:val="Heading1"/>
         <w:rPr/>
       </w:pPr>
-      <w:bookmarkStart w:id="7" w:name="__RefHeading___Toc3375_1649759004"/>
+      <w:bookmarkStart w:id="7" w:name="__RefHeading___Toc67271_3949650649"/>
       <w:bookmarkEnd w:id="7"/>
       <w:r>
         <w:rPr>
@@ -3595,7 +3595,7 @@
         <w:pStyle w:val="Heading2"/>
         <w:rPr/>
       </w:pPr>
-      <w:bookmarkStart w:id="8" w:name="__RefHeading___Toc3377_1649759004"/>
+      <w:bookmarkStart w:id="8" w:name="__RefHeading___Toc67273_3949650649"/>
       <w:bookmarkEnd w:id="8"/>
       <w:r>
         <w:rPr>
@@ -4642,7 +4642,7 @@
         <w:pStyle w:val="Heading2"/>
         <w:rPr/>
       </w:pPr>
-      <w:bookmarkStart w:id="9" w:name="__RefHeading___Toc3379_1649759004"/>
+      <w:bookmarkStart w:id="9" w:name="__RefHeading___Toc67275_3949650649"/>
       <w:bookmarkEnd w:id="9"/>
       <w:r>
         <w:rPr>
@@ -5847,7 +5847,7 @@
         <w:pStyle w:val="Heading2"/>
         <w:rPr/>
       </w:pPr>
-      <w:bookmarkStart w:id="10" w:name="__RefHeading___Toc3381_1649759004"/>
+      <w:bookmarkStart w:id="10" w:name="__RefHeading___Toc67277_3949650649"/>
       <w:bookmarkEnd w:id="10"/>
       <w:r>
         <w:rPr>
@@ -7052,7 +7052,7 @@
         <w:pStyle w:val="Heading2"/>
         <w:rPr/>
       </w:pPr>
-      <w:bookmarkStart w:id="11" w:name="__RefHeading___Toc3383_1649759004"/>
+      <w:bookmarkStart w:id="11" w:name="__RefHeading___Toc67279_3949650649"/>
       <w:bookmarkEnd w:id="11"/>
       <w:r>
         <w:rPr>
@@ -8257,7 +8257,7 @@
         <w:pStyle w:val="Heading2"/>
         <w:rPr/>
       </w:pPr>
-      <w:bookmarkStart w:id="12" w:name="__RefHeading___Toc3385_1649759004"/>
+      <w:bookmarkStart w:id="12" w:name="__RefHeading___Toc67281_3949650649"/>
       <w:bookmarkEnd w:id="12"/>
       <w:r>
         <w:rPr>
@@ -9462,7 +9462,7 @@
         <w:pStyle w:val="Heading2"/>
         <w:rPr/>
       </w:pPr>
-      <w:bookmarkStart w:id="13" w:name="__RefHeading___Toc3387_1649759004"/>
+      <w:bookmarkStart w:id="13" w:name="__RefHeading___Toc67283_3949650649"/>
       <w:bookmarkEnd w:id="13"/>
       <w:r>
         <w:rPr>
@@ -9539,7 +9539,7 @@
         <w:pStyle w:val="Heading1"/>
         <w:rPr/>
       </w:pPr>
-      <w:bookmarkStart w:id="14" w:name="__RefHeading___Toc3389_1649759004"/>
+      <w:bookmarkStart w:id="14" w:name="__RefHeading___Toc67285_3949650649"/>
       <w:bookmarkEnd w:id="14"/>
       <w:r>
         <w:rPr>
@@ -9556,7 +9556,7 @@
         <w:pStyle w:val="Heading2"/>
         <w:rPr/>
       </w:pPr>
-      <w:bookmarkStart w:id="15" w:name="__RefHeading___Toc3391_1649759004"/>
+      <w:bookmarkStart w:id="15" w:name="__RefHeading___Toc67287_3949650649"/>
       <w:bookmarkEnd w:id="15"/>
       <w:r>
         <w:rPr>
@@ -9630,7 +9630,7 @@
         <w:pStyle w:val="Heading2"/>
         <w:rPr/>
       </w:pPr>
-      <w:bookmarkStart w:id="16" w:name="__RefHeading___Toc3393_1649759004"/>
+      <w:bookmarkStart w:id="16" w:name="__RefHeading___Toc67289_3949650649"/>
       <w:bookmarkEnd w:id="16"/>
       <w:r>
         <w:rPr>
@@ -10723,7 +10723,7 @@
         <w:pStyle w:val="Heading2"/>
         <w:rPr/>
       </w:pPr>
-      <w:bookmarkStart w:id="17" w:name="__RefHeading___Toc3395_1649759004"/>
+      <w:bookmarkStart w:id="17" w:name="__RefHeading___Toc67291_3949650649"/>
       <w:bookmarkEnd w:id="17"/>
       <w:r>
         <w:rPr>
@@ -10797,7 +10797,7 @@
         <w:pStyle w:val="Heading2"/>
         <w:rPr/>
       </w:pPr>
-      <w:bookmarkStart w:id="18" w:name="__RefHeading___Toc3397_1649759004"/>
+      <w:bookmarkStart w:id="18" w:name="__RefHeading___Toc67293_3949650649"/>
       <w:bookmarkEnd w:id="18"/>
       <w:r>
         <w:rPr>
@@ -10836,7 +10836,7 @@
         <w:pStyle w:val="Heading1"/>
         <w:rPr/>
       </w:pPr>
-      <w:bookmarkStart w:id="19" w:name="__RefHeading___Toc3399_1649759004"/>
+      <w:bookmarkStart w:id="19" w:name="__RefHeading___Toc67295_3949650649"/>
       <w:bookmarkEnd w:id="19"/>
       <w:r>
         <w:rPr>
@@ -10853,7 +10853,7 @@
         <w:pStyle w:val="Heading2"/>
         <w:rPr/>
       </w:pPr>
-      <w:bookmarkStart w:id="20" w:name="__RefHeading___Toc3401_1649759004"/>
+      <w:bookmarkStart w:id="20" w:name="__RefHeading___Toc67297_3949650649"/>
       <w:bookmarkEnd w:id="20"/>
       <w:r>
         <w:rPr>
@@ -10885,7 +10885,7 @@
         <w:pStyle w:val="Heading2"/>
         <w:rPr/>
       </w:pPr>
-      <w:bookmarkStart w:id="21" w:name="__RefHeading___Toc3403_1649759004"/>
+      <w:bookmarkStart w:id="21" w:name="__RefHeading___Toc67299_3949650649"/>
       <w:bookmarkEnd w:id="21"/>
       <w:r>
         <w:rPr>
@@ -11568,7 +11568,7 @@
         <w:pStyle w:val="Heading2"/>
         <w:rPr/>
       </w:pPr>
-      <w:bookmarkStart w:id="22" w:name="__RefHeading___Toc3405_1649759004"/>
+      <w:bookmarkStart w:id="22" w:name="__RefHeading___Toc67301_3949650649"/>
       <w:bookmarkEnd w:id="22"/>
       <w:r>
         <w:rPr>
@@ -12480,7 +12480,7 @@
         <w:pStyle w:val="Heading1"/>
         <w:rPr/>
       </w:pPr>
-      <w:bookmarkStart w:id="23" w:name="__RefHeading___Toc3407_1649759004"/>
+      <w:bookmarkStart w:id="23" w:name="__RefHeading___Toc67303_3949650649"/>
       <w:bookmarkEnd w:id="23"/>
       <w:r>
         <w:rPr>
@@ -13327,7 +13327,7 @@
         <w:pStyle w:val="Heading1"/>
         <w:rPr/>
       </w:pPr>
-      <w:bookmarkStart w:id="24" w:name="__RefHeading___Toc3409_1649759004"/>
+      <w:bookmarkStart w:id="24" w:name="__RefHeading___Toc67305_3949650649"/>
       <w:bookmarkEnd w:id="24"/>
       <w:r>
         <w:rPr>
@@ -14423,7 +14423,7 @@
         <w:pStyle w:val="Heading1"/>
         <w:rPr/>
       </w:pPr>
-      <w:bookmarkStart w:id="25" w:name="__RefHeading___Toc3411_1649759004"/>
+      <w:bookmarkStart w:id="25" w:name="__RefHeading___Toc67307_3949650649"/>
       <w:bookmarkEnd w:id="25"/>
       <w:r>
         <w:rPr>
@@ -14440,7 +14440,7 @@
         <w:pStyle w:val="Heading2"/>
         <w:rPr/>
       </w:pPr>
-      <w:bookmarkStart w:id="26" w:name="__RefHeading___Toc3413_1649759004"/>
+      <w:bookmarkStart w:id="26" w:name="__RefHeading___Toc67309_3949650649"/>
       <w:bookmarkEnd w:id="26"/>
       <w:r>
         <w:rPr>
@@ -15269,7 +15269,7 @@
         <w:pStyle w:val="Heading2"/>
         <w:rPr/>
       </w:pPr>
-      <w:bookmarkStart w:id="27" w:name="__RefHeading___Toc3415_1649759004"/>
+      <w:bookmarkStart w:id="27" w:name="__RefHeading___Toc67311_3949650649"/>
       <w:bookmarkEnd w:id="27"/>
       <w:r>
         <w:rPr>
@@ -15913,7 +15913,7 @@
         <w:pStyle w:val="Heading1"/>
         <w:rPr/>
       </w:pPr>
-      <w:bookmarkStart w:id="28" w:name="__RefHeading___Toc3417_1649759004"/>
+      <w:bookmarkStart w:id="28" w:name="__RefHeading___Toc67313_3949650649"/>
       <w:bookmarkEnd w:id="28"/>
       <w:r>
         <w:rPr>
@@ -17283,7 +17283,7 @@
         <w:pStyle w:val="Heading1"/>
         <w:rPr/>
       </w:pPr>
-      <w:bookmarkStart w:id="29" w:name="__RefHeading___Toc3419_1649759004"/>
+      <w:bookmarkStart w:id="29" w:name="__RefHeading___Toc67315_3949650649"/>
       <w:bookmarkEnd w:id="29"/>
       <w:r>
         <w:rPr>
@@ -17300,7 +17300,7 @@
         <w:pStyle w:val="Heading2"/>
         <w:rPr/>
       </w:pPr>
-      <w:bookmarkStart w:id="30" w:name="__RefHeading___Toc3421_1649759004"/>
+      <w:bookmarkStart w:id="30" w:name="__RefHeading___Toc67317_3949650649"/>
       <w:bookmarkEnd w:id="30"/>
       <w:r>
         <w:rPr>
@@ -18055,7 +18055,7 @@
         <w:pStyle w:val="Heading2"/>
         <w:rPr/>
       </w:pPr>
-      <w:bookmarkStart w:id="31" w:name="__RefHeading___Toc3423_1649759004"/>
+      <w:bookmarkStart w:id="31" w:name="__RefHeading___Toc67319_3949650649"/>
       <w:bookmarkEnd w:id="31"/>
       <w:r>
         <w:rPr>
@@ -18812,7 +18812,7 @@
         <w:pStyle w:val="Heading1"/>
         <w:rPr/>
       </w:pPr>
-      <w:bookmarkStart w:id="32" w:name="__RefHeading___Toc3425_1649759004"/>
+      <w:bookmarkStart w:id="32" w:name="__RefHeading___Toc67321_3949650649"/>
       <w:bookmarkEnd w:id="32"/>
       <w:r>
         <w:rPr>
@@ -19599,7 +19599,7 @@
         <w:pStyle w:val="Heading1"/>
         <w:rPr/>
       </w:pPr>
-      <w:bookmarkStart w:id="33" w:name="__RefHeading___Toc3427_1649759004"/>
+      <w:bookmarkStart w:id="33" w:name="__RefHeading___Toc67323_3949650649"/>
       <w:bookmarkEnd w:id="33"/>
       <w:r>
         <w:rPr>
@@ -19676,7 +19676,7 @@
         <w:pStyle w:val="Heading1"/>
         <w:rPr/>
       </w:pPr>
-      <w:bookmarkStart w:id="34" w:name="__RefHeading___Toc3429_1649759004"/>
+      <w:bookmarkStart w:id="34" w:name="__RefHeading___Toc67325_3949650649"/>
       <w:bookmarkEnd w:id="34"/>
       <w:r>
         <w:rPr>
@@ -19791,7 +19791,7 @@
         <w:pStyle w:val="Heading1"/>
         <w:rPr/>
       </w:pPr>
-      <w:bookmarkStart w:id="35" w:name="__RefHeading___Toc3431_1649759004"/>
+      <w:bookmarkStart w:id="35" w:name="__RefHeading___Toc67327_3949650649"/>
       <w:bookmarkEnd w:id="35"/>
       <w:r>
         <w:rPr>
@@ -19935,7 +19935,7 @@
           <w:spacing w:val="0"/>
         </w:rPr>
       </w:pPr>
-      <w:bookmarkStart w:id="36" w:name="__RefHeading___Toc3433_1649759004"/>
+      <w:bookmarkStart w:id="36" w:name="__RefHeading___Toc67329_3949650649"/>
       <w:bookmarkStart w:id="37" w:name="_Toc233203395"/>
       <w:bookmarkEnd w:id="36"/>
       <w:r>
@@ -20299,14 +20299,13 @@
             </w:pPr>
             <w:r>
               <w:rPr>
-                <w:rFonts w:eastAsia="Segoe UI" w:cs="Segoe UI" w:ascii="Segoe UI" w:hAnsi="Segoe UI"/>
-                <w:color w:val="101820"/>
-                <w:kern w:val="0"/>
-                <w:sz w:val="16"/>
-                <w:szCs w:val="24"/>
-                <w:lang w:val="en-US" w:eastAsia="ja-JP" w:bidi="ar-SA"/>
-              </w:rPr>
-              <w:t>Closed</w:t>
+                <w:rFonts w:eastAsia="Arial" w:cs="Segoe UI" w:ascii="Segoe UI" w:hAnsi="Segoe UI"/>
+                <w:color w:val="101820"/>
+                <w:kern w:val="0"/>
+                <w:sz w:val="16"/>
+                <w:szCs w:val="16"/>
+                <w:lang w:val="en-US" w:eastAsia="ja-JP" w:bidi="ar-SA"/>
+              </w:rPr>
             </w:r>
           </w:p>
         </w:tc>
@@ -21681,19 +21680,6 @@
       <w:r>
         <w:rPr/>
       </w:r>
-      <w:r>
-        <w:br w:type="page"/>
-      </w:r>
-    </w:p>
-    <w:p>
-      <w:pPr>
-        <w:pStyle w:val="Normal"/>
-        <w:spacing w:before="0" w:after="160"/>
-        <w:rPr/>
-      </w:pPr>
-      <w:r>
-        <w:rPr/>
-      </w:r>
     </w:p>
     <w:p>
       <w:pPr>
@@ -21707,7 +21693,7 @@
       <w:r>
         <w:rPr/>
         <w:drawing>
-          <wp:anchor behindDoc="1" distT="0" distB="0" distL="0" distR="0" simplePos="0" locked="0" layoutInCell="0" allowOverlap="1" relativeHeight="23">
+          <wp:anchor behindDoc="1" distT="0" distB="0" distL="0" distR="0" simplePos="0" locked="0" layoutInCell="0" allowOverlap="1" relativeHeight="22">
             <wp:simplePos x="0" y="0"/>
             <wp:positionH relativeFrom="margin">
               <wp:align>center</wp:align>
@@ -21778,7 +21764,7 @@
     <w:r>
       <w:rPr/>
       <w:drawing>
-        <wp:anchor behindDoc="1" distT="0" distB="0" distL="0" distR="0" simplePos="0" locked="0" layoutInCell="0" allowOverlap="1" relativeHeight="22">
+        <wp:anchor behindDoc="1" distT="0" distB="0" distL="0" distR="0" simplePos="0" locked="0" layoutInCell="0" allowOverlap="1" relativeHeight="21">
           <wp:simplePos x="0" y="0"/>
           <wp:positionH relativeFrom="page">
             <wp:align>left</wp:align>
@@ -21837,7 +21823,7 @@
     <w:r>
       <w:rPr/>
       <w:drawing>
-        <wp:anchor behindDoc="1" distT="0" distB="0" distL="0" distR="0" simplePos="0" locked="0" layoutInCell="0" allowOverlap="1" relativeHeight="22">
+        <wp:anchor behindDoc="1" distT="0" distB="0" distL="0" distR="0" simplePos="0" locked="0" layoutInCell="0" allowOverlap="1" relativeHeight="21">
           <wp:simplePos x="0" y="0"/>
           <wp:positionH relativeFrom="page">
             <wp:align>left</wp:align>
